--- a/S1-CL1-Cloud-Design-Build/assessments/AT1/AT1-exemplar-business-case.docx
+++ b/S1-CL1-Cloud-Design-Build/assessments/AT1/AT1-exemplar-business-case.docx
@@ -1972,7 +1972,7 @@
               <w:rPr>
                 <w:sz w:val="18"/>
               </w:rPr>
-              <w:t>ICT Manager consultation notes</w:t>
+              <w:t>YAT LMS operational costing</w:t>
             </w:r>
           </w:p>
         </w:tc>
@@ -10643,7 +10643,7 @@
               <w:rPr>
                 <w:sz w:val="18"/>
               </w:rPr>
-              <w:t>Five-year CBA (§6), avoided-downtime quantification (§6.4), sensitivity analysis (§6.6), intangibles comparison (§7.1), and a risk register (§7.2).</w:t>
+              <w:t>Five-year CBA (§6) built on stated, sourced assumptions (§6.1), avoided-downtime quantification (§6.4), intangibles comparison (§7.1), and a risk register (§7.2).</w:t>
             </w:r>
           </w:p>
         </w:tc>
